--- a/security-catching-data-during-transmission/catching-data-during-transmission.docx
+++ b/security-catching-data-during-transmission/catching-data-during-transmission.docx
@@ -127,7 +127,7 @@
           <w:spacing w:val="12"/>
           <w:lang w:val="en-US"/>
         </w:rPr>
-        <w:t>to other devices using Wi-Fi or using one other</w:t>
+        <w:t>to other devices using Wi-Fi or other</w:t>
       </w:r>
       <w:r>
         <w:rPr>
@@ -191,7 +191,55 @@
           <w:spacing w:val="12"/>
           <w:lang w:val="en-US"/>
         </w:rPr>
-        <w:t>risky because if that transmission between Wi-Fi connectivity and</w:t>
+        <w:t>risky</w:t>
+      </w:r>
+      <w:r>
+        <w:rPr>
+          <w:rFonts w:ascii="Microsoft Sans Serif" w:hAnsi="Microsoft Sans Serif" w:cs="Microsoft Sans Serif"/>
+          <w:spacing w:val="12"/>
+          <w:lang w:val="en-US"/>
+        </w:rPr>
+        <w:t>.</w:t>
+      </w:r>
+      <w:r>
+        <w:rPr>
+          <w:rFonts w:ascii="Microsoft Sans Serif" w:hAnsi="Microsoft Sans Serif" w:cs="Microsoft Sans Serif"/>
+          <w:spacing w:val="12"/>
+          <w:lang w:val="en-US"/>
+        </w:rPr>
+        <w:t xml:space="preserve"> </w:t>
+      </w:r>
+      <w:r>
+        <w:rPr>
+          <w:rFonts w:ascii="Microsoft Sans Serif" w:hAnsi="Microsoft Sans Serif" w:cs="Microsoft Sans Serif"/>
+          <w:spacing w:val="12"/>
+          <w:lang w:val="en-US"/>
+        </w:rPr>
+        <w:t>B</w:t>
+      </w:r>
+      <w:r>
+        <w:rPr>
+          <w:rFonts w:ascii="Microsoft Sans Serif" w:hAnsi="Microsoft Sans Serif" w:cs="Microsoft Sans Serif"/>
+          <w:spacing w:val="12"/>
+          <w:lang w:val="en-US"/>
+        </w:rPr>
+        <w:t>ecause</w:t>
+      </w:r>
+      <w:r>
+        <w:rPr>
+          <w:rFonts w:ascii="Microsoft Sans Serif" w:hAnsi="Microsoft Sans Serif" w:cs="Microsoft Sans Serif"/>
+          <w:spacing w:val="12"/>
+          <w:lang w:val="en-US"/>
+        </w:rPr>
+        <w:t xml:space="preserve">, anything may happen during a </w:t>
+      </w:r>
+      <w:r>
+        <w:rPr>
+          <w:rFonts w:ascii="Microsoft Sans Serif" w:hAnsi="Microsoft Sans Serif" w:cs="Microsoft Sans Serif"/>
+          <w:spacing w:val="12"/>
+          <w:lang w:val="en-US"/>
+        </w:rPr>
+        <w:t>transmission between Wi-Fi connectivity and</w:t>
       </w:r>
       <w:r>
         <w:rPr>
@@ -615,8 +663,6 @@
         </w:rPr>
         <w:t xml:space="preserve"> </w:t>
       </w:r>
-      <w:bookmarkStart w:id="0" w:name="_GoBack"/>
-      <w:bookmarkEnd w:id="0"/>
     </w:p>
     <w:p>
       <w:pPr>
@@ -997,7 +1043,23 @@
           <w:spacing w:val="12"/>
           <w:lang w:val="en-US"/>
         </w:rPr>
-        <w:t>know unconsciously that we may</w:t>
+        <w:t>unconsciously</w:t>
+      </w:r>
+      <w:r>
+        <w:rPr>
+          <w:rFonts w:ascii="Microsoft Sans Serif" w:hAnsi="Microsoft Sans Serif" w:cs="Microsoft Sans Serif"/>
+          <w:spacing w:val="12"/>
+          <w:lang w:val="en-US"/>
+        </w:rPr>
+        <w:t xml:space="preserve"> </w:t>
+      </w:r>
+      <w:r>
+        <w:rPr>
+          <w:rFonts w:ascii="Microsoft Sans Serif" w:hAnsi="Microsoft Sans Serif" w:cs="Microsoft Sans Serif"/>
+          <w:spacing w:val="12"/>
+          <w:lang w:val="en-US"/>
+        </w:rPr>
+        <w:t>know that we may</w:t>
       </w:r>
       <w:r>
         <w:rPr>
@@ -1030,6 +1092,8 @@
           <w:lang w:val="en-US"/>
         </w:rPr>
       </w:pPr>
+      <w:bookmarkStart w:id="0" w:name="_GoBack"/>
+      <w:bookmarkEnd w:id="0"/>
     </w:p>
     <w:sectPr>
       <w:pgSz w:w="11906" w:h="16838"/>
